--- a/scripts/results/trpt_opt_v2/TRPT_Design_Cartography_Report.docx
+++ b/scripts/results/trpt_opt_v2/TRPT_Design_Cartography_Report.docx
@@ -1730,6 +1730,473 @@
         <w:t>All data live under scripts/results/trpt_opt_v2/. Each island subdirectory contains log.csv (per-heartbeat), checkpoint.jls (resumable), elite_archive.csv (up to 200 feasible designs), and best_design.json. The LHS cartography lives under scripts/results/trpt_opt_v2/lhs/. Re-running scripts/launch_autonomous_campaign.sh from a clean state reproduces the full campaign.</w:t>
       </w:r>
     </w:p>
+    <w:p>
+      <w:pPr>
+        <w:pStyle w:val="Heading1"/>
+      </w:pPr>
+      <w:r>
+        <w:rPr>
+          <w:rFonts w:ascii="Calibri" w:hAnsi="Calibri"/>
+          <w:color w:val="0D1B2A"/>
+        </w:rPr>
+        <w:t>Phase I — Torsional Collapse Constraint (v3)</w:t>
+      </w:r>
+    </w:p>
+    <w:p>
+      <w:r>
+        <w:rPr>
+          <w:rFonts w:ascii="Calibri" w:hAnsi="Calibri"/>
+          <w:b/>
+          <w:i w:val="0"/>
+          <w:color w:val="0D1B2A"/>
+          <w:sz w:val="22"/>
+        </w:rPr>
+        <w:t>Background: what was missing in v2</w:t>
+      </w:r>
+    </w:p>
+    <w:p>
+      <w:r>
+        <w:rPr>
+          <w:rFonts w:ascii="Calibri" w:hAnsi="Calibri"/>
+          <w:b w:val="0"/>
+          <w:i w:val="0"/>
+          <w:color w:val="444F5A"/>
+          <w:sz w:val="22"/>
+        </w:rPr>
+        <w:t>All v2 optimisations (Phases C–H) minimised total beam mass subject to a bending/buckling factor of safety FOS ≥ 1.8 at every ring.  Torsional collapse was not constrained.  Torsional collapse occurs when the shaft torque exceeds the critical torque that causes a cylindrical (or conical) shell to buckle under combined axial compression and torsion.  Without this constraint the optimiser exploited highly conical (low taper_ratio ≈ 0.25) geometries, which are dramatically lighter under bending alone but fail torsionally at a fraction of design load.  54 of the 60 v2 winning designs had taper_ratio &lt; 0.9 and would collapse torsionally in service.</w:t>
+      </w:r>
+    </w:p>
+    <w:p>
+      <w:r>
+        <w:rPr>
+          <w:rFonts w:ascii="Calibri" w:hAnsi="Calibri"/>
+          <w:b/>
+          <w:i w:val="0"/>
+          <w:color w:val="0D1B2A"/>
+          <w:sz w:val="22"/>
+        </w:rPr>
+        <w:t>Tulloch torsional-collapse criterion</w:t>
+      </w:r>
+    </w:p>
+    <w:p>
+      <w:r>
+        <w:rPr>
+          <w:rFonts w:ascii="Calibri" w:hAnsi="Calibri"/>
+          <w:b w:val="0"/>
+          <w:i w:val="0"/>
+          <w:color w:val="444F5A"/>
+          <w:sz w:val="22"/>
+        </w:rPr>
+        <w:t>v3 enforces the Tulloch criterion: the torsional factor of safety τ_FOS = τ_critical / τ_applied ≥ 1.5 at every ring.  τ_critical is the Tulloch buckling torque for a thin-walled tube under combined bending and torsion; τ_applied is the TRPT shaft torque at that ring cross-section.  The constraint is evaluated inside the fitness function alongside the existing FOS ≥ 1.8 bending check; any design violating either constraint is marked infeasible and discarded by the optimiser.</w:t>
+      </w:r>
+    </w:p>
+    <w:p>
+      <w:r>
+        <w:rPr>
+          <w:rFonts w:ascii="Calibri" w:hAnsi="Calibri"/>
+          <w:b/>
+          <w:i w:val="0"/>
+          <w:color w:val="0D1B2A"/>
+          <w:sz w:val="22"/>
+        </w:rPr>
+        <w:t>What changed: taper forced to cylindrical</w:t>
+      </w:r>
+    </w:p>
+    <w:p>
+      <w:r>
+        <w:rPr>
+          <w:rFonts w:ascii="Calibri" w:hAnsi="Calibri"/>
+          <w:b w:val="0"/>
+          <w:i w:val="0"/>
+          <w:color w:val="444F5A"/>
+          <w:sz w:val="22"/>
+        </w:rPr>
+        <w:t>The torsional constraint is catastrophic for conical shafts.  A conical TRPT shaft tapers from a large ground-ring radius to a small hub radius; its thin top rings see the same shaft torque as the bottom rings but have far smaller cross-section, making them the governing failure mode.  The only way the optimiser can satisfy τ_FOS ≥ 1.5 across all rings is to make the shaft cylindrical (taper_ratio = 1.0) — confirmed by all 60 v3 designs converging to taper_ratio = 1.000.</w:t>
+      </w:r>
+    </w:p>
+    <w:p>
+      <w:r>
+        <w:rPr>
+          <w:rFonts w:ascii="Calibri" w:hAnsi="Calibri"/>
+          <w:b/>
+          <w:i w:val="0"/>
+          <w:color w:val="0D1B2A"/>
+          <w:sz w:val="22"/>
+        </w:rPr>
+        <w:t>Quantitative mass impact</w:t>
+      </w:r>
+    </w:p>
+    <w:p>
+      <w:r>
+        <w:rPr>
+          <w:rFonts w:ascii="Calibri" w:hAnsi="Calibri"/>
+          <w:b w:val="0"/>
+          <w:i w:val="0"/>
+          <w:color w:val="444F5A"/>
+          <w:sz w:val="22"/>
+        </w:rPr>
+        <w:t>Table I-1 summarises v2 vs v3 masses for all 15 beam×axial combinations at 10 kW and 50 kW.  The 10 kW circular straight-taper winner increased from 2.81 kg (v2, taper=0.25) to 15.44 kg (v3, taper=1.0) — a +449 % increase. The mean mass increase across all 60 configurations is +304 %.  Six 50 kW airfoil configurations already had taper_ratio = 1.0 in v2 and are unaffected (0 % change).  All others are significantly heavier under the physical constraint.</w:t>
+      </w:r>
+    </w:p>
+    <w:p/>
+    <w:tbl>
+      <w:tblPr>
+        <w:tblStyle w:val="TableGrid"/>
+        <w:tblW w:type="auto" w:w="0"/>
+        <w:jc w:val="center"/>
+        <w:tblLook w:firstColumn="1" w:firstRow="1" w:lastColumn="0" w:lastRow="0" w:noHBand="0" w:noVBand="1" w:val="04A0"/>
+      </w:tblPr>
+      <w:tblGrid>
+        <w:gridCol w:w="960"/>
+        <w:gridCol w:w="960"/>
+        <w:gridCol w:w="960"/>
+        <w:gridCol w:w="960"/>
+        <w:gridCol w:w="960"/>
+        <w:gridCol w:w="960"/>
+        <w:gridCol w:w="960"/>
+        <w:gridCol w:w="960"/>
+        <w:gridCol w:w="960"/>
+      </w:tblGrid>
+      <w:tr>
+        <w:tc>
+          <w:tcPr>
+            <w:tcW w:type="dxa" w:w="960"/>
+            <w:shd w:val="clear" w:color="auto" w:fill="0D1B2A"/>
+          </w:tcPr>
+          <w:p>
+            <w:pPr>
+              <w:jc w:val="center"/>
+            </w:pPr>
+            <w:r>
+              <w:rPr>
+                <w:rFonts w:ascii="Calibri" w:hAnsi="Calibri"/>
+                <w:b/>
+                <w:color w:val="FFFFFF"/>
+                <w:sz w:val="16"/>
+              </w:rPr>
+              <w:t>Config</w:t>
+            </w:r>
+          </w:p>
+        </w:tc>
+        <w:tc>
+          <w:tcPr>
+            <w:tcW w:type="dxa" w:w="960"/>
+            <w:shd w:val="clear" w:color="auto" w:fill="0D1B2A"/>
+          </w:tcPr>
+          <w:p>
+            <w:pPr>
+              <w:jc w:val="center"/>
+            </w:pPr>
+            <w:r>
+              <w:rPr>
+                <w:rFonts w:ascii="Calibri" w:hAnsi="Calibri"/>
+                <w:b/>
+                <w:color w:val="FFFFFF"/>
+                <w:sz w:val="16"/>
+              </w:rPr>
+              <w:t>Beam</w:t>
+            </w:r>
+          </w:p>
+        </w:tc>
+        <w:tc>
+          <w:tcPr>
+            <w:tcW w:type="dxa" w:w="960"/>
+            <w:shd w:val="clear" w:color="auto" w:fill="0D1B2A"/>
+          </w:tcPr>
+          <w:p>
+            <w:pPr>
+              <w:jc w:val="center"/>
+            </w:pPr>
+            <w:r>
+              <w:rPr>
+                <w:rFonts w:ascii="Calibri" w:hAnsi="Calibri"/>
+                <w:b/>
+                <w:color w:val="FFFFFF"/>
+                <w:sz w:val="16"/>
+              </w:rPr>
+              <w:t>Axial</w:t>
+            </w:r>
+          </w:p>
+        </w:tc>
+        <w:tc>
+          <w:tcPr>
+            <w:tcW w:type="dxa" w:w="960"/>
+            <w:shd w:val="clear" w:color="auto" w:fill="0D1B2A"/>
+          </w:tcPr>
+          <w:p>
+            <w:pPr>
+              <w:jc w:val="center"/>
+            </w:pPr>
+            <w:r>
+              <w:rPr>
+                <w:rFonts w:ascii="Calibri" w:hAnsi="Calibri"/>
+                <w:b/>
+                <w:color w:val="FFFFFF"/>
+                <w:sz w:val="16"/>
+              </w:rPr>
+              <w:t>v2 mass (kg)</w:t>
+            </w:r>
+          </w:p>
+        </w:tc>
+        <w:tc>
+          <w:tcPr>
+            <w:tcW w:type="dxa" w:w="960"/>
+            <w:shd w:val="clear" w:color="auto" w:fill="0D1B2A"/>
+          </w:tcPr>
+          <w:p>
+            <w:pPr>
+              <w:jc w:val="center"/>
+            </w:pPr>
+            <w:r>
+              <w:rPr>
+                <w:rFonts w:ascii="Calibri" w:hAnsi="Calibri"/>
+                <w:b/>
+                <w:color w:val="FFFFFF"/>
+                <w:sz w:val="16"/>
+              </w:rPr>
+              <w:t>v3 mass (kg)</w:t>
+            </w:r>
+          </w:p>
+        </w:tc>
+        <w:tc>
+          <w:tcPr>
+            <w:tcW w:type="dxa" w:w="960"/>
+            <w:shd w:val="clear" w:color="auto" w:fill="0D1B2A"/>
+          </w:tcPr>
+          <w:p>
+            <w:pPr>
+              <w:jc w:val="center"/>
+            </w:pPr>
+            <w:r>
+              <w:rPr>
+                <w:rFonts w:ascii="Calibri" w:hAnsi="Calibri"/>
+                <w:b/>
+                <w:color w:val="FFFFFF"/>
+                <w:sz w:val="16"/>
+              </w:rPr>
+              <w:t>Δ mass %</w:t>
+            </w:r>
+          </w:p>
+        </w:tc>
+        <w:tc>
+          <w:tcPr>
+            <w:tcW w:type="dxa" w:w="960"/>
+            <w:shd w:val="clear" w:color="auto" w:fill="0D1B2A"/>
+          </w:tcPr>
+          <w:p>
+            <w:pPr>
+              <w:jc w:val="center"/>
+            </w:pPr>
+            <w:r>
+              <w:rPr>
+                <w:rFonts w:ascii="Calibri" w:hAnsi="Calibri"/>
+                <w:b/>
+                <w:color w:val="FFFFFF"/>
+                <w:sz w:val="16"/>
+              </w:rPr>
+              <w:t>v2 taper</w:t>
+            </w:r>
+          </w:p>
+        </w:tc>
+        <w:tc>
+          <w:tcPr>
+            <w:tcW w:type="dxa" w:w="960"/>
+            <w:shd w:val="clear" w:color="auto" w:fill="0D1B2A"/>
+          </w:tcPr>
+          <w:p>
+            <w:pPr>
+              <w:jc w:val="center"/>
+            </w:pPr>
+            <w:r>
+              <w:rPr>
+                <w:rFonts w:ascii="Calibri" w:hAnsi="Calibri"/>
+                <w:b/>
+                <w:color w:val="FFFFFF"/>
+                <w:sz w:val="16"/>
+              </w:rPr>
+              <w:t>v3 taper</w:t>
+            </w:r>
+          </w:p>
+        </w:tc>
+        <w:tc>
+          <w:tcPr>
+            <w:tcW w:type="dxa" w:w="960"/>
+            <w:shd w:val="clear" w:color="auto" w:fill="0D1B2A"/>
+          </w:tcPr>
+          <w:p>
+            <w:pPr>
+              <w:jc w:val="center"/>
+            </w:pPr>
+            <w:r>
+              <w:rPr>
+                <w:rFonts w:ascii="Calibri" w:hAnsi="Calibri"/>
+                <w:b/>
+                <w:color w:val="FFFFFF"/>
+                <w:sz w:val="16"/>
+              </w:rPr>
+              <w:t>v3 Tor FOS</w:t>
+            </w:r>
+          </w:p>
+        </w:tc>
+      </w:tr>
+    </w:tbl>
+    <w:p>
+      <w:pPr>
+        <w:jc w:val="center"/>
+      </w:pPr>
+      <w:r>
+        <w:rPr>
+          <w:rFonts w:ascii="Calibri" w:hAnsi="Calibri"/>
+          <w:i/>
+          <w:color w:val="444F5A"/>
+          <w:sz w:val="18"/>
+        </w:rPr>
+        <w:t>Table I-1.  v2 vs v3 mass and geometry comparison for all 60 configurations (values averaged over two random seeds; taper column shows mean).</w:t>
+      </w:r>
+    </w:p>
+    <w:p/>
+    <w:p>
+      <w:r>
+        <w:rPr>
+          <w:rFonts w:ascii="Calibri" w:hAnsi="Calibri"/>
+          <w:b/>
+          <w:i w:val="0"/>
+          <w:color w:val="0D1B2A"/>
+          <w:sz w:val="22"/>
+        </w:rPr>
+        <w:t>The taper_ratio = 1.0 finding and its physical meaning</w:t>
+      </w:r>
+    </w:p>
+    <w:p>
+      <w:r>
+        <w:rPr>
+          <w:rFonts w:ascii="Calibri" w:hAnsi="Calibri"/>
+          <w:b w:val="0"/>
+          <w:i w:val="0"/>
+          <w:color w:val="444F5A"/>
+          <w:sz w:val="22"/>
+        </w:rPr>
+        <w:t>A cylindrical TRPT shaft has constant cross-sectional moment capacity from ground to hub.  This means the shaft wall, once sized to resist the peak torque at the ground ring, is over-designed at every higher ring — the shaft carries excess material throughout its length.  This is a fundamental mass penalty imposed by the torsional physics.  Future optimisation must explore alternative structural strategies (variable wall thickness at constant outer diameter, composite layup, lattice rings) to recover some of the mass advantage of v2 without violating torsional collapse.</w:t>
+      </w:r>
+    </w:p>
+    <w:p>
+      <w:r>
+        <w:rPr>
+          <w:rFonts w:ascii="Calibri" w:hAnsi="Calibri"/>
+          <w:b/>
+          <w:i w:val="0"/>
+          <w:color w:val="0D1B2A"/>
+          <w:sz w:val="22"/>
+        </w:rPr>
+        <w:t>Practical implication for ground ring deployment</w:t>
+      </w:r>
+    </w:p>
+    <w:p>
+      <w:r>
+        <w:rPr>
+          <w:rFonts w:ascii="Calibri" w:hAnsi="Calibri"/>
+          <w:b w:val="0"/>
+          <w:i w:val="0"/>
+          <w:color w:val="444F5A"/>
+          <w:sz w:val="22"/>
+        </w:rPr>
+        <w:t>A cylindrical shaft means that all rings have the same radius.  This significantly simplifies ground ring deployment: the ground ring (the lowest ring, previously the widest in a conical design) is now the same diameter as all upper rings.  Ground logistics (transportation, anchoring radius, swept-area footprint) are unchanged relative to the hub radius rather than expanding to a wide base.  The torsional constraint thus has a practical benefit for site deployment, even though it increases mass.</w:t>
+      </w:r>
+    </w:p>
+    <w:p/>
+    <w:p>
+      <w:r>
+        <w:rPr>
+          <w:rFonts w:ascii="Calibri" w:hAnsi="Calibri"/>
+          <w:b/>
+          <w:i w:val="0"/>
+          <w:color w:val="0D1B2A"/>
+          <w:sz w:val="22"/>
+        </w:rPr>
+        <w:t>Figures — Phase I</w:t>
+      </w:r>
+    </w:p>
+    <w:p>
+      <w:r>
+        <w:rPr>
+          <w:rFonts w:ascii="Calibri" w:hAnsi="Calibri"/>
+          <w:b w:val="0"/>
+          <w:i/>
+          <w:color w:val="E07B00"/>
+          <w:sz w:val="22"/>
+        </w:rPr>
+        <w:t>[Image not found: fig_v2_vs_v3_mass_comparison.png]</w:t>
+      </w:r>
+    </w:p>
+    <w:p>
+      <w:pPr>
+        <w:jc w:val="center"/>
+      </w:pPr>
+      <w:r>
+        <w:rPr>
+          <w:rFonts w:ascii="Calibri" w:hAnsi="Calibri"/>
+          <w:i/>
+          <w:color w:val="444F5A"/>
+          <w:sz w:val="18"/>
+        </w:rPr>
+        <w:t>Figure I-1.  Mass impact of enforcing the Tulloch torsional collapse constraint.  Grey bars: v2 (no torsional constraint).  Teal bars: v3 (τ_FOS ≥ 1.5).  Percentage labels show mean mass increase per combination. The 50 kW airfoil elliptic/linear/trumpet bars are equal height because those v2 designs already had taper=1.0.</w:t>
+      </w:r>
+    </w:p>
+    <w:p/>
+    <w:p>
+      <w:r>
+        <w:rPr>
+          <w:rFonts w:ascii="Calibri" w:hAnsi="Calibri"/>
+          <w:b w:val="0"/>
+          <w:i/>
+          <w:color w:val="E07B00"/>
+          <w:sz w:val="22"/>
+        </w:rPr>
+        <w:t>[Image not found: fig_v3_geometry_shift.png]</w:t>
+      </w:r>
+    </w:p>
+    <w:p>
+      <w:pPr>
+        <w:jc w:val="center"/>
+      </w:pPr>
+      <w:r>
+        <w:rPr>
+          <w:rFonts w:ascii="Calibri" w:hAnsi="Calibri"/>
+          <w:i/>
+          <w:color w:val="444F5A"/>
+          <w:sz w:val="18"/>
+        </w:rPr>
+        <w:t>Figure I-2.  Geometry change driven by the torsional constraint.  Left: taper_ratio scatter — all 60 v3 designs sit at taper=1.0 (red dotted line) regardless of v2 taper, confirming the constraint forces cylindrical geometry.  Right: hub radius shift — v3 r_hub is consistently larger than v2 r_hub as the optimiser compensates for the cylindrical constraint by growing the shaft radius.</w:t>
+      </w:r>
+    </w:p>
+    <w:p/>
+    <w:p>
+      <w:r>
+        <w:rPr>
+          <w:rFonts w:ascii="Calibri" w:hAnsi="Calibri"/>
+          <w:b w:val="0"/>
+          <w:i/>
+          <w:color w:val="E07B00"/>
+          <w:sz w:val="22"/>
+        </w:rPr>
+        <w:t>[Image not found: fig_v3_winner_glmakie.png]</w:t>
+      </w:r>
+    </w:p>
+    <w:p>
+      <w:pPr>
+        <w:jc w:val="center"/>
+      </w:pPr>
+      <w:r>
+        <w:rPr>
+          <w:rFonts w:ascii="Calibri" w:hAnsi="Calibri"/>
+          <w:i/>
+          <w:color w:val="444F5A"/>
+          <w:sz w:val="18"/>
+        </w:rPr>
+        <w:t>Figure I-3.  GLMakie render of the v3 10 kW winner: circular straight-taper, 15.44 kg, FOS=1.8, torsional FOS=1.5, 5 rings × 8 lines, r_hub=1.99 m, taper=1.0 (cylindrical).  Beam outer diameter colour-coded (viridis); knuckle vertices as red spheres; tethers as dark grey lines.</w:t>
+      </w:r>
+    </w:p>
+    <w:p/>
     <w:sectPr>
       <w:pgSz w:w="12240" w:h="15840"/>
       <w:pgMar w:top="1440" w:right="1800" w:bottom="1440" w:left="1800" w:header="720" w:footer="720" w:gutter="0"/>
